--- a/water-erp/apps/api/模板文件/流标公示模板.docx
+++ b/water-erp/apps/api/模板文件/流标公示模板.docx
@@ -66,20 +66,6 @@
           <w:szCs w:val="43"/>
         </w:rPr>
         <w:t>}}</w:t>
-      </w:r>
-      <w:r>
-        <w:rPr>
-          <w:rFonts w:ascii="Times New Roman" w:eastAsia="宋体" w:hAnsi="Times New Roman" w:cs="宋体" w:hint="eastAsia"/>
-          <w:b/>
-          <w:bCs/>
-          <w:snapToGrid w:val="0"/>
-          <w:color w:val="000000"/>
-          <w:spacing w:val="6"/>
-          <w:kern w:val="0"/>
-          <w:sz w:val="43"/>
-          <w:szCs w:val="43"/>
-        </w:rPr>
-        <w:t>采购</w:t>
       </w:r>
       <w:r>
         <w:rPr>
